--- a/backend-exhibits/one drive _ Share point out of scope.docx
+++ b/backend-exhibits/one drive _ Share point out of scope.docx
@@ -528,9 +528,9 @@
   <w:docDefaults>
     <w:rPrDefault>
       <w:rPr>
-        <w:rFonts w:asciiTheme="minorHAnsi" w:hAnsiTheme="minorHAnsi" w:eastAsiaTheme="minorHAnsi" w:cstheme="minorBidi"/>
-        <w:sz w:val="22"/>
-        <w:szCs w:val="22"/>
+        <w:rFonts w:ascii="Arial" w:hAnsi="Arial" w:cs="Arial" w:eastAsia="Arial"/>
+        <w:sz w:val="21"/>
+        <w:szCs w:val="21"/>
         <w:lang w:val="en-US" w:eastAsia="en-US" w:bidi="ar-SA"/>
       </w:rPr>
     </w:rPrDefault>
@@ -574,15 +574,15 @@
       <w:outlineLvl w:val="0"/>
     </w:pPr>
     <w:rPr>
-      <w:rFonts w:ascii="Arial" w:hAnsi="Arial" w:cs="Arial"/>
+      <w:rFonts w:ascii="Arial" w:hAnsi="Arial" w:cs="Arial" w:eastAsia="Arial"/>
       <w:b w:val="true"/>
       <w:bCs w:val="true"/>
       <w:i w:val="false"/>
       <w:iCs w:val="false"/>
       <w:caps w:val="false"/>
       <w:color w:val="000000"/>
-      <w:sz w:val="45"/>
-      <w:szCs w:val="45"/>
+      <w:sz w:val="21"/>
+      <w:szCs w:val="21"/>
       <w:u w:val="none"/>
     </w:rPr>
   </w:style>
@@ -604,15 +604,15 @@
       <w:outlineLvl w:val="1"/>
     </w:pPr>
     <w:rPr>
-      <w:rFonts w:ascii="Arial" w:hAnsi="Arial" w:cs="Arial"/>
+      <w:rFonts w:ascii="Arial" w:hAnsi="Arial" w:cs="Arial" w:eastAsia="Arial"/>
       <w:b w:val="true"/>
       <w:bCs w:val="true"/>
       <w:i w:val="false"/>
       <w:iCs w:val="false"/>
       <w:caps w:val="false"/>
       <w:color w:val="000000"/>
-      <w:sz w:val="36"/>
-      <w:szCs w:val="36"/>
+      <w:sz w:val="21"/>
+      <w:szCs w:val="21"/>
       <w:u w:val="none"/>
     </w:rPr>
   </w:style>
@@ -634,15 +634,15 @@
       <w:outlineLvl w:val="2"/>
     </w:pPr>
     <w:rPr>
-      <w:rFonts w:ascii="Arial" w:hAnsi="Arial" w:cs="Arial"/>
+      <w:rFonts w:ascii="Arial" w:hAnsi="Arial" w:cs="Arial" w:eastAsia="Arial"/>
       <w:b w:val="true"/>
       <w:bCs w:val="true"/>
       <w:i w:val="false"/>
       <w:iCs w:val="false"/>
       <w:caps w:val="false"/>
       <w:color w:val="000000"/>
-      <w:sz w:val="30"/>
-      <w:szCs w:val="30"/>
+      <w:sz w:val="21"/>
+      <w:szCs w:val="21"/>
       <w:u w:val="none"/>
     </w:rPr>
   </w:style>
@@ -664,15 +664,15 @@
       <w:outlineLvl w:val="3"/>
     </w:pPr>
     <w:rPr>
-      <w:rFonts w:ascii="Arial" w:hAnsi="Arial" w:cs="Arial"/>
+      <w:rFonts w:ascii="Arial" w:hAnsi="Arial" w:cs="Arial" w:eastAsia="Arial"/>
       <w:b w:val="true"/>
       <w:bCs w:val="true"/>
       <w:i w:val="false"/>
       <w:iCs w:val="false"/>
       <w:caps w:val="false"/>
       <w:color w:val="666666"/>
-      <w:sz w:val="27"/>
-      <w:szCs w:val="27"/>
+      <w:sz w:val="21"/>
+      <w:szCs w:val="21"/>
       <w:u w:val="none"/>
     </w:rPr>
   </w:style>
@@ -710,12 +710,12 @@
     <w:uiPriority w:val="9"/>
     <w:rsid w:val="00841CD9"/>
     <w:rPr>
-      <w:rFonts w:asciiTheme="majorHAnsi" w:hAnsiTheme="majorHAnsi" w:eastAsiaTheme="majorEastAsia" w:cstheme="majorBidi"/>
+      <w:rFonts w:ascii="Arial" w:hAnsi="Arial" w:cs="Arial" w:eastAsia="Arial"/>
       <w:b/>
       <w:bCs/>
       <w:color w:val="365F91" w:themeColor="accent1" w:themeShade="BF"/>
-      <w:sz w:val="28"/>
-      <w:szCs w:val="28"/>
+      <w:sz w:val="21"/>
+      <w:szCs w:val="21"/>
     </w:rPr>
   </w:style>
   <w:style w:type="character" w:styleId="Heading2Char" w:customStyle="true">
@@ -725,12 +725,12 @@
     <w:uiPriority w:val="9"/>
     <w:rsid w:val="00841CD9"/>
     <w:rPr>
-      <w:rFonts w:asciiTheme="majorHAnsi" w:hAnsiTheme="majorHAnsi" w:eastAsiaTheme="majorEastAsia" w:cstheme="majorBidi"/>
+      <w:rFonts w:ascii="Arial" w:hAnsi="Arial" w:cs="Arial" w:eastAsia="Arial"/>
       <w:b/>
       <w:bCs/>
       <w:color w:val="4F81BD" w:themeColor="accent1"/>
-      <w:sz w:val="26"/>
-      <w:szCs w:val="26"/>
+      <w:sz w:val="21"/>
+      <w:szCs w:val="21"/>
     </w:rPr>
   </w:style>
   <w:style w:type="character" w:styleId="Heading3Char" w:customStyle="true">
@@ -740,7 +740,7 @@
     <w:uiPriority w:val="9"/>
     <w:rsid w:val="00841CD9"/>
     <w:rPr>
-      <w:rFonts w:asciiTheme="majorHAnsi" w:hAnsiTheme="majorHAnsi" w:eastAsiaTheme="majorEastAsia" w:cstheme="majorBidi"/>
+      <w:rFonts w:ascii="Arial" w:hAnsi="Arial" w:cs="Arial" w:eastAsia="Arial"/>
       <w:b/>
       <w:bCs/>
       <w:color w:val="4F81BD" w:themeColor="accent1"/>
@@ -753,7 +753,7 @@
     <w:uiPriority w:val="9"/>
     <w:rsid w:val="00841CD9"/>
     <w:rPr>
-      <w:rFonts w:asciiTheme="majorHAnsi" w:hAnsiTheme="majorHAnsi" w:eastAsiaTheme="majorEastAsia" w:cstheme="majorBidi"/>
+      <w:rFonts w:ascii="Arial" w:hAnsi="Arial" w:cs="Arial" w:eastAsia="Arial"/>
       <w:b/>
       <w:bCs/>
       <w:i/>
@@ -786,13 +786,13 @@
       <w:ind w:left="86"/>
     </w:pPr>
     <w:rPr>
-      <w:rFonts w:asciiTheme="majorHAnsi" w:hAnsiTheme="majorHAnsi" w:eastAsiaTheme="majorEastAsia" w:cstheme="majorBidi"/>
+      <w:rFonts w:ascii="Arial" w:hAnsi="Arial" w:cs="Arial" w:eastAsia="Arial"/>
       <w:i/>
       <w:iCs/>
       <w:color w:val="4F81BD" w:themeColor="accent1"/>
       <w:spacing w:val="15"/>
-      <w:sz w:val="24"/>
-      <w:szCs w:val="24"/>
+      <w:sz w:val="21"/>
+      <w:szCs w:val="21"/>
     </w:rPr>
   </w:style>
   <w:style w:type="character" w:styleId="SubtitleChar" w:customStyle="true">
@@ -802,13 +802,13 @@
     <w:uiPriority w:val="11"/>
     <w:rsid w:val="00841CD9"/>
     <w:rPr>
-      <w:rFonts w:asciiTheme="majorHAnsi" w:hAnsiTheme="majorHAnsi" w:eastAsiaTheme="majorEastAsia" w:cstheme="majorBidi"/>
+      <w:rFonts w:ascii="Arial" w:hAnsi="Arial" w:cs="Arial" w:eastAsia="Arial"/>
       <w:i/>
       <w:iCs/>
       <w:color w:val="4F81BD" w:themeColor="accent1"/>
       <w:spacing w:val="15"/>
-      <w:sz w:val="24"/>
-      <w:szCs w:val="24"/>
+      <w:sz w:val="21"/>
+      <w:szCs w:val="21"/>
     </w:rPr>
   </w:style>
   <w:style w:type="paragraph" w:styleId="Title">
@@ -827,12 +827,12 @@
       <w:contextualSpacing/>
     </w:pPr>
     <w:rPr>
-      <w:rFonts w:asciiTheme="majorHAnsi" w:hAnsiTheme="majorHAnsi" w:eastAsiaTheme="majorEastAsia" w:cstheme="majorBidi"/>
+      <w:rFonts w:ascii="Arial" w:hAnsi="Arial" w:cs="Arial" w:eastAsia="Arial"/>
       <w:color w:val="17365D" w:themeColor="text2" w:themeShade="BF"/>
       <w:spacing w:val="5"/>
       <w:kern w:val="28"/>
-      <w:sz w:val="52"/>
-      <w:szCs w:val="52"/>
+      <w:sz w:val="21"/>
+      <w:szCs w:val="21"/>
     </w:rPr>
   </w:style>
   <w:style w:type="character" w:styleId="TitleChar" w:customStyle="true">
@@ -842,12 +842,12 @@
     <w:uiPriority w:val="10"/>
     <w:rsid w:val="00841CD9"/>
     <w:rPr>
-      <w:rFonts w:asciiTheme="majorHAnsi" w:hAnsiTheme="majorHAnsi" w:eastAsiaTheme="majorEastAsia" w:cstheme="majorBidi"/>
+      <w:rFonts w:ascii="Arial" w:hAnsi="Arial" w:cs="Arial" w:eastAsia="Arial"/>
       <w:color w:val="17365D" w:themeColor="text2" w:themeShade="BF"/>
       <w:spacing w:val="5"/>
       <w:kern w:val="28"/>
-      <w:sz w:val="52"/>
-      <w:szCs w:val="52"/>
+      <w:sz w:val="21"/>
+      <w:szCs w:val="21"/>
     </w:rPr>
   </w:style>
   <w:style w:type="character" w:styleId="Emphasis">
@@ -893,8 +893,8 @@
       <w:b/>
       <w:bCs/>
       <w:color w:val="4F81BD" w:themeColor="accent1"/>
-      <w:sz w:val="18"/>
-      <w:szCs w:val="18"/>
+      <w:sz w:val="21"/>
+      <w:szCs w:val="21"/>
     </w:rPr>
   </w:style>
   <w:style w:styleId="BasePDHeaderFooter">
@@ -906,15 +906,15 @@
       <w:jc w:val="left"/>
     </w:pPr>
     <w:rPr>
-      <w:rFonts w:ascii="Arial" w:hAnsi="Arial" w:cs="Arial"/>
+      <w:rFonts w:ascii="Arial" w:hAnsi="Arial" w:cs="Arial" w:eastAsia="Arial"/>
       <w:b w:val="false"/>
       <w:bCs w:val="false"/>
       <w:i w:val="false"/>
       <w:iCs w:val="false"/>
       <w:caps w:val="false"/>
       <w:color w:val="000000"/>
-      <w:sz w:val="17"/>
-      <w:szCs w:val="17"/>
+      <w:sz w:val="21"/>
+      <w:szCs w:val="21"/>
       <w:u w:val="none"/>
     </w:rPr>
   </w:style>
@@ -940,7 +940,7 @@
       <w:jc w:val="left"/>
     </w:pPr>
     <w:rPr>
-      <w:rFonts w:ascii="Arial" w:hAnsi="Arial" w:cs="Arial"/>
+      <w:rFonts w:ascii="Arial" w:hAnsi="Arial" w:cs="Arial" w:eastAsia="Arial"/>
       <w:b w:val="true"/>
       <w:bCs w:val="true"/>
       <w:i w:val="false"/>
@@ -968,15 +968,15 @@
       <w:outlineLvl w:val="3"/>
     </w:pPr>
     <w:rPr>
-      <w:rFonts w:ascii="Arial" w:hAnsi="Arial" w:cs="Arial"/>
+      <w:rFonts w:ascii="Arial" w:hAnsi="Arial" w:cs="Arial" w:eastAsia="Arial"/>
       <w:b w:val="true"/>
       <w:bCs w:val="true"/>
       <w:i w:val="false"/>
       <w:iCs w:val="false"/>
       <w:caps w:val="false"/>
       <w:color w:val="666666"/>
-      <w:sz w:val="24"/>
-      <w:szCs w:val="24"/>
+      <w:sz w:val="21"/>
+      <w:szCs w:val="21"/>
       <w:u w:val="none"/>
     </w:rPr>
   </w:style>
@@ -987,7 +987,7 @@
     <w:uiPriority w:val="9"/>
     <w:rsid w:val="00841CD9"/>
     <w:rPr>
-      <w:rFonts w:asciiTheme="majorHAnsi" w:hAnsiTheme="majorHAnsi" w:eastAsiaTheme="majorEastAsia" w:cstheme="majorBidi"/>
+      <w:rFonts w:ascii="Arial" w:hAnsi="Arial" w:cs="Arial" w:eastAsia="Arial"/>
       <w:b/>
       <w:bCs/>
       <w:i/>
@@ -1019,15 +1019,15 @@
       <w:jc w:val="left"/>
     </w:pPr>
     <w:rPr>
-      <w:rFonts w:ascii="Arial" w:hAnsi="Arial" w:cs="Arial"/>
+      <w:rFonts w:ascii="Arial" w:hAnsi="Arial" w:cs="Arial" w:eastAsia="Arial"/>
       <w:b w:val="false"/>
       <w:bCs w:val="false"/>
       <w:i w:val="false"/>
       <w:iCs w:val="false"/>
       <w:caps w:val="false"/>
       <w:color w:val="000000"/>
-      <w:sz w:val="23"/>
-      <w:szCs w:val="23"/>
+      <w:sz w:val="21"/>
+      <w:szCs w:val="21"/>
       <w:u w:val="none"/>
     </w:rPr>
     <w:tblPr>
@@ -1064,15 +1064,15 @@
       <w:jc w:val="left"/>
     </w:pPr>
     <w:rPr>
-      <w:rFonts w:ascii="Arial" w:hAnsi="Arial" w:cs="Arial"/>
+      <w:rFonts w:ascii="Arial" w:hAnsi="Arial" w:cs="Arial" w:eastAsia="Arial"/>
       <w:b w:val="false"/>
       <w:bCs w:val="false"/>
       <w:i w:val="false"/>
       <w:iCs w:val="false"/>
       <w:caps w:val="false"/>
       <w:color w:val="000000"/>
-      <w:sz w:val="23"/>
-      <w:szCs w:val="23"/>
+      <w:sz w:val="21"/>
+      <w:szCs w:val="21"/>
       <w:u w:val="none"/>
     </w:rPr>
     <w:tblPr>
@@ -1104,15 +1104,15 @@
         <w:jc w:val="left"/>
       </w:pPr>
       <w:rPr>
-        <w:rFonts w:ascii="Arial" w:hAnsi="Arial" w:cs="Arial"/>
+        <w:rFonts w:ascii="Arial" w:hAnsi="Arial" w:cs="Arial" w:eastAsia="Arial"/>
         <w:b w:val="true"/>
         <w:bCs w:val="true"/>
         <w:i w:val="false"/>
         <w:iCs w:val="false"/>
         <w:caps w:val="false"/>
         <w:color w:val="000000"/>
-        <w:sz w:val="23"/>
-        <w:szCs w:val="23"/>
+        <w:sz w:val="21"/>
+        <w:szCs w:val="21"/>
         <w:u w:val="none"/>
       </w:rPr>
       <w:tblPr xmlns:xsi="http://www.w3.org/2001/XMLSchema-instance" xsi:type="w:CT_TblPr"/>
@@ -1130,14 +1130,14 @@
       <w:jc w:val="left"/>
     </w:pPr>
     <w:rPr>
-      <w:rFonts w:ascii="Arial" w:hAnsi="Arial" w:cs="Arial"/>
+      <w:rFonts w:ascii="Arial" w:hAnsi="Arial" w:cs="Arial" w:eastAsia="Arial"/>
       <w:b w:val="false"/>
       <w:bCs w:val="false"/>
       <w:i w:val="false"/>
       <w:iCs w:val="false"/>
       <w:color w:val="000000"/>
-      <w:sz w:val="23"/>
-      <w:szCs w:val="23"/>
+      <w:sz w:val="21"/>
+      <w:szCs w:val="21"/>
       <w:u w:val="none"/>
     </w:rPr>
   </w:style>
@@ -1151,15 +1151,15 @@
       <w:jc w:val="left"/>
     </w:pPr>
     <w:rPr>
-      <w:rFonts w:ascii="Arial" w:hAnsi="Arial" w:cs="Arial"/>
+      <w:rFonts w:ascii="Arial" w:hAnsi="Arial" w:cs="Arial" w:eastAsia="Arial"/>
       <w:b w:val="false"/>
       <w:bCs w:val="false"/>
       <w:i w:val="false"/>
       <w:iCs w:val="false"/>
       <w:caps w:val="false"/>
       <w:color w:val="000000"/>
-      <w:sz w:val="23"/>
-      <w:szCs w:val="23"/>
+      <w:sz w:val="21"/>
+      <w:szCs w:val="21"/>
       <w:u w:val="none"/>
     </w:rPr>
     <w:tblPr>
@@ -1203,15 +1203,15 @@
       <w:jc w:val="left"/>
     </w:pPr>
     <w:rPr>
-      <w:rFonts w:ascii="Arial" w:hAnsi="Arial" w:cs="Arial"/>
+      <w:rFonts w:ascii="Arial" w:hAnsi="Arial" w:cs="Arial" w:eastAsia="Arial"/>
       <w:b w:val="false"/>
       <w:bCs w:val="false"/>
       <w:i w:val="false"/>
       <w:iCs w:val="false"/>
       <w:caps w:val="false"/>
       <w:color w:val="000000"/>
-      <w:sz w:val="23"/>
-      <w:szCs w:val="23"/>
+      <w:sz w:val="21"/>
+      <w:szCs w:val="21"/>
       <w:u w:val="none"/>
     </w:rPr>
     <w:tblPr>
@@ -1249,15 +1249,15 @@
         <w:spacing w:before="0" w:after="0" w:line="360" w:lineRule="auto"/>
       </w:pPr>
       <w:rPr>
-        <w:rFonts w:ascii="Arial" w:hAnsi="Arial" w:cs="Arial"/>
+        <w:rFonts w:ascii="Arial" w:hAnsi="Arial" w:cs="Arial" w:eastAsia="Arial"/>
         <w:b w:val="true"/>
         <w:bCs w:val="true"/>
         <w:i w:val="false"/>
         <w:iCs w:val="false"/>
         <w:caps w:val="false"/>
         <w:color w:val="000000"/>
-        <w:sz w:val="23"/>
-        <w:szCs w:val="23"/>
+        <w:sz w:val="21"/>
+        <w:szCs w:val="21"/>
         <w:u w:val="none"/>
       </w:rPr>
       <w:tblPr xmlns:xsi="http://www.w3.org/2001/XMLSchema-instance" xsi:type="w:CT_TblPr"/>
@@ -1286,15 +1286,15 @@
       <w:jc w:val="left"/>
     </w:pPr>
     <w:rPr>
-      <w:rFonts w:ascii="Arial" w:hAnsi="Arial" w:cs="Arial"/>
+      <w:rFonts w:ascii="Arial" w:hAnsi="Arial" w:cs="Arial" w:eastAsia="Arial"/>
       <w:b w:val="false"/>
       <w:bCs w:val="false"/>
       <w:i w:val="false"/>
       <w:iCs w:val="false"/>
       <w:caps w:val="false"/>
       <w:color w:val="000000"/>
-      <w:sz w:val="23"/>
-      <w:szCs w:val="23"/>
+      <w:sz w:val="21"/>
+      <w:szCs w:val="21"/>
       <w:u w:val="none"/>
     </w:rPr>
   </w:style>
